--- a/src/main/resources/Maveric_Template.docx
+++ b/src/main/resources/Maveric_Template.docx
@@ -123,6 +123,76 @@
           <w:bCs/>
         </w:rPr>
         <w:t>EXPERIENCE</w:t>
+      </w:r>
+    </w:p>
+    <w:p>
+      <w:pPr>
+        <w:suppressAutoHyphens/>
+        <w:spacing w:after="0" w:line="240" w:lineRule="auto"/>
+        <w:jc w:val="both"/>
+        <w:rPr>
+          <w:rFonts w:cs="Calibri"/>
+          <w:bCs/>
+        </w:rPr>
+      </w:pPr>
+    </w:p>
+    <w:p>
+      <w:pPr>
+        <w:pStyle w:val="Section"/>
+        <w:shd w:val="clear" w:color="auto" w:fill="D9D9D9"/>
+        <w:spacing w:after="0" w:line="276" w:lineRule="auto"/>
+        <w:jc w:val="both"/>
+        <w:rPr>
+          <w:rFonts w:ascii="Calibri" w:hAnsi="Calibri" w:cs="Calibri"/>
+          <w:color w:val="auto"/>
+          <w:sz w:val="22"/>
+          <w:szCs w:val="22"/>
+        </w:rPr>
+      </w:pPr>
+      <w:r>
+        <w:rPr>
+          <w:rFonts w:ascii="Calibri" w:hAnsi="Calibri" w:cs="Calibri"/>
+          <w:color w:val="auto"/>
+          <w:sz w:val="22"/>
+          <w:szCs w:val="22"/>
+        </w:rPr>
+        <w:t>Awards &amp; Recognition</w:t>
+      </w:r>
+      <w:r>
+        <w:rPr>
+          <w:rFonts w:ascii="Calibri" w:hAnsi="Calibri" w:cs="Calibri"/>
+          <w:color w:val="auto"/>
+          <w:sz w:val="22"/>
+          <w:szCs w:val="22"/>
+        </w:rPr>
+        <w:t>s</w:t>
+      </w:r>
+    </w:p>
+    <w:p>
+      <w:pPr>
+        <w:suppressAutoHyphens/>
+        <w:spacing w:after="0" w:line="240" w:lineRule="auto"/>
+        <w:jc w:val="both"/>
+        <w:rPr>
+          <w:rFonts w:cs="Calibri"/>
+        </w:rPr>
+      </w:pPr>
+    </w:p>
+    <w:p>
+      <w:pPr>
+        <w:suppressAutoHyphens/>
+        <w:spacing w:after="0" w:line="240" w:lineRule="auto"/>
+        <w:jc w:val="both"/>
+        <w:rPr>
+          <w:rFonts w:cs="Calibri"/>
+        </w:rPr>
+      </w:pPr>
+      <w:r>
+        <w:rPr>
+          <w:rFonts w:cs="Calibri"/>
+          <w:bCs/>
+        </w:rPr>
+        <w:t>AWARDS</w:t>
       </w:r>
     </w:p>
     <w:p>

--- a/src/main/resources/Maveric_Template.docx
+++ b/src/main/resources/Maveric_Template.docx
@@ -69,20 +69,6 @@
         <w:jc w:val="both"/>
         <w:rPr>
           <w:rStyle w:val="apple-style-span"/>
-          <w:rFonts w:eastAsia="Times New Roman" w:cs="Calibri"/>
-          <w:color w:val="000000"/>
-          <w:lang w:val="x-none" w:eastAsia="x-none"/>
-        </w:rPr>
-      </w:pPr>
-    </w:p>
-    <w:p>
-      <w:pPr>
-        <w:pStyle w:val="ListParagraph"/>
-        <w:spacing w:after="0" w:line="240" w:lineRule="auto"/>
-        <w:ind w:left="0"/>
-        <w:jc w:val="both"/>
-        <w:rPr>
-          <w:rStyle w:val="apple-style-span"/>
           <w:rFonts w:cs="Calibri"/>
           <w:color w:val="000000"/>
         </w:rPr>
@@ -152,17 +138,6 @@
     </w:p>
     <w:p>
       <w:pPr>
-        <w:suppressAutoHyphens/>
-        <w:spacing w:after="0" w:line="240" w:lineRule="auto"/>
-        <w:jc w:val="both"/>
-        <w:rPr>
-          <w:rFonts w:cs="Calibri"/>
-          <w:bCs/>
-        </w:rPr>
-      </w:pPr>
-    </w:p>
-    <w:p>
-      <w:pPr>
         <w:pStyle w:val="Section"/>
         <w:shd w:val="clear" w:color="auto" w:fill="D9D9D9"/>
         <w:spacing w:after="0" w:line="276" w:lineRule="auto"/>
@@ -233,16 +208,6 @@
     </w:p>
     <w:p>
       <w:pPr>
-        <w:suppressAutoHyphens/>
-        <w:spacing w:after="0" w:line="240" w:lineRule="auto"/>
-        <w:jc w:val="both"/>
-        <w:rPr>
-          <w:rFonts w:cs="Calibri"/>
-        </w:rPr>
-      </w:pPr>
-    </w:p>
-    <w:p>
-      <w:pPr>
         <w:pStyle w:val="Section"/>
         <w:shd w:val="clear" w:color="auto" w:fill="D9D9D9"/>
         <w:spacing w:after="0"/>
@@ -304,16 +269,6 @@
     </w:p>
     <w:p>
       <w:pPr>
-        <w:suppressAutoHyphens/>
-        <w:spacing w:after="0" w:line="240" w:lineRule="auto"/>
-        <w:jc w:val="both"/>
-        <w:rPr>
-          <w:rFonts w:cs="Calibri"/>
-        </w:rPr>
-      </w:pPr>
-    </w:p>
-    <w:p>
-      <w:pPr>
         <w:pStyle w:val="Section"/>
         <w:shd w:val="clear" w:color="auto" w:fill="D9D9D9"/>
         <w:spacing w:after="0"/>
@@ -375,16 +330,6 @@
     </w:p>
     <w:p>
       <w:pPr>
-        <w:spacing w:after="0" w:line="240" w:lineRule="auto"/>
-        <w:contextualSpacing/>
-        <w:jc w:val="both"/>
-        <w:rPr>
-          <w:rFonts w:cs="Calibri"/>
-        </w:rPr>
-      </w:pPr>
-    </w:p>
-    <w:p>
-      <w:pPr>
         <w:pStyle w:val="Section"/>
         <w:shd w:val="clear" w:color="auto" w:fill="D9D9D9"/>
         <w:spacing w:after="0"/>
@@ -436,15 +381,6 @@
         <w:spacing w:after="0" w:line="240" w:lineRule="auto"/>
         <w:rPr>
           <w:rFonts w:cs="Calibri"/>
-          <w:lang w:val="en-IN" w:eastAsia="ja-JP"/>
-        </w:rPr>
-      </w:pPr>
-    </w:p>
-    <w:p>
-      <w:pPr>
-        <w:spacing w:after="0" w:line="240" w:lineRule="auto"/>
-        <w:rPr>
-          <w:rFonts w:cs="Calibri"/>
           <w:lang w:val="en-US" w:eastAsia="ja-JP"/>
         </w:rPr>
       </w:pPr>
@@ -494,14 +430,6 @@
         </w:rPr>
         <w:t>PROJECT_EXPERIENCE</w:t>
       </w:r>
-    </w:p>
-    <w:p>
-      <w:pPr>
-        <w:spacing w:after="0" w:line="240" w:lineRule="auto"/>
-        <w:rPr>
-          <w:rFonts w:cs="Calibri"/>
-        </w:rPr>
-      </w:pPr>
     </w:p>
     <w:sectPr>
       <w:headerReference w:type="default" r:id="rId7"/>

--- a/src/main/resources/Maveric_Template.docx
+++ b/src/main/resources/Maveric_Template.docx
@@ -99,7 +99,6 @@
     </w:p>
     <w:p>
       <w:pPr>
-        <w:pStyle w:val="ListParagraph"/>
         <w:spacing w:after="0" w:line="240" w:lineRule="auto"/>
         <w:jc w:val="both"/>
         <w:rPr>
